--- a/разрушения/2. Разрушения.docx
+++ b/разрушения/2. Разрушения.docx
@@ -1,6 +1,6 @@
 
 <file path=word/document.xml><?xml version="1.0" encoding="utf-8"?>
-<w:document xmlns:wpc="http://schemas.microsoft.com/office/word/2010/wordprocessingCanvas" xmlns:cx="http://schemas.microsoft.com/office/drawing/2014/chartex" xmlns:cx1="http://schemas.microsoft.com/office/drawing/2015/9/8/chartex" xmlns:cx2="http://schemas.microsoft.com/office/drawing/2015/10/21/chartex" xmlns:cx3="http://schemas.microsoft.com/office/drawing/2016/5/9/chartex" xmlns:cx4="http://schemas.microsoft.com/office/drawing/2016/5/10/chartex" xmlns:cx5="http://schemas.microsoft.com/office/drawing/2016/5/11/chartex" xmlns:cx6="http://schemas.microsoft.com/office/drawing/2016/5/12/chartex" xmlns:cx7="http://schemas.microsoft.com/office/drawing/2016/5/13/chartex" xmlns:cx8="http://schemas.microsoft.com/office/drawing/2016/5/14/chartex" xmlns:mc="http://schemas.openxmlformats.org/markup-compatibility/2006" xmlns:aink="http://schemas.microsoft.com/office/drawing/2016/ink" xmlns:am3d="http://schemas.microsoft.com/office/drawing/2017/model3d" xmlns:o="urn:schemas-microsoft-com:office:office" xmlns:oel="http://schemas.microsoft.com/office/2019/extlst" xmlns:r="http://schemas.openxmlformats.org/officeDocument/2006/relationships" xmlns:m="http://schemas.openxmlformats.org/officeDocument/2006/math" xmlns:v="urn:schemas-microsoft-com:vml" xmlns:wp14="http://schemas.microsoft.com/office/word/2010/wordprocessingDrawing" xmlns:wp="http://schemas.openxmlformats.org/drawingml/2006/wordprocessingDrawing" xmlns:w10="urn:schemas-microsoft-com:office:word" xmlns:w="http://schemas.openxmlformats.org/wordprocessingml/2006/main" xmlns:w14="http://schemas.microsoft.com/office/word/2010/wordml" xmlns:w15="http://schemas.microsoft.com/office/word/2012/wordml" xmlns:w16cex="http://schemas.microsoft.com/office/word/2018/wordml/cex" xmlns:w16cid="http://schemas.microsoft.com/office/word/2016/wordml/cid" xmlns:w16="http://schemas.microsoft.com/office/word/2018/wordml" xmlns:w16du="http://schemas.microsoft.com/office/word/2023/wordml/word16du" xmlns:w16sdtdh="http://schemas.microsoft.com/office/word/2020/wordml/sdtdatahash" xmlns:w16sdtfl="http://schemas.microsoft.com/office/word/2024/wordml/sdtformatlock" xmlns:w16se="http://schemas.microsoft.com/office/word/2015/wordml/symex" xmlns:wpg="http://schemas.microsoft.com/office/word/2010/wordprocessingGroup" xmlns:wpi="http://schemas.microsoft.com/office/word/2010/wordprocessingInk" xmlns:wne="http://schemas.microsoft.com/office/word/2006/wordml" xmlns:wps="http://schemas.microsoft.com/office/word/2010/wordprocessingShape" mc:Ignorable="w14 w15 w16se w16cid w16 w16cex w16sdtdh w16sdtfl w16du wp14">
+<w:document xmlns:wpc="http://schemas.microsoft.com/office/word/2010/wordprocessingCanvas" xmlns:cx="http://schemas.microsoft.com/office/drawing/2014/chartex" xmlns:cx1="http://schemas.microsoft.com/office/drawing/2015/9/8/chartex" xmlns:mc="http://schemas.openxmlformats.org/markup-compatibility/2006" xmlns:o="urn:schemas-microsoft-com:office:office" xmlns:r="http://schemas.openxmlformats.org/officeDocument/2006/relationships" xmlns:m="http://schemas.openxmlformats.org/officeDocument/2006/math" xmlns:v="urn:schemas-microsoft-com:vml" xmlns:wp14="http://schemas.microsoft.com/office/word/2010/wordprocessingDrawing" xmlns:wp="http://schemas.openxmlformats.org/drawingml/2006/wordprocessingDrawing" xmlns:w10="urn:schemas-microsoft-com:office:word" xmlns:w="http://schemas.openxmlformats.org/wordprocessingml/2006/main" xmlns:w14="http://schemas.microsoft.com/office/word/2010/wordml" xmlns:w15="http://schemas.microsoft.com/office/word/2012/wordml" xmlns:w16se="http://schemas.microsoft.com/office/word/2015/wordml/symex" xmlns:wpg="http://schemas.microsoft.com/office/word/2010/wordprocessingGroup" xmlns:wpi="http://schemas.microsoft.com/office/word/2010/wordprocessingInk" xmlns:wne="http://schemas.microsoft.com/office/word/2006/wordml" xmlns:wps="http://schemas.microsoft.com/office/word/2010/wordprocessingShape" mc:Ignorable="w14 w15 w16se wp14">
   <w:body>
     <w:p>
       <w:pPr>
@@ -18,223 +18,15 @@
           <w:b/>
           <w:sz w:val="24"/>
         </w:rPr>
-        <w:t>&lt;</w:t>
+        <w:t>Петергоф в огне войны: Хроника преднамер</w:t>
       </w:r>
       <w:r>
         <w:rPr>
           <w:rFonts w:ascii="Times New Roman" w:hAnsi="Times New Roman" w:cs="Times New Roman"/>
           <w:b/>
           <w:sz w:val="24"/>
-          <w:lang w:val="en-US"/>
-        </w:rPr>
-        <w:t>span</w:t>
-      </w:r>
-      <w:r>
-        <w:rPr>
-          <w:rFonts w:ascii="Times New Roman" w:hAnsi="Times New Roman" w:cs="Times New Roman"/>
-          <w:b/>
-          <w:sz w:val="24"/>
-        </w:rPr>
-        <w:t xml:space="preserve"> </w:t>
-      </w:r>
-      <w:r>
-        <w:rPr>
-          <w:rFonts w:ascii="Times New Roman" w:hAnsi="Times New Roman" w:cs="Times New Roman"/>
-          <w:b/>
-          <w:sz w:val="24"/>
-          <w:lang w:val="en-US"/>
-        </w:rPr>
-        <w:t>class</w:t>
-      </w:r>
-      <w:r>
-        <w:rPr>
-          <w:rFonts w:ascii="Times New Roman" w:hAnsi="Times New Roman" w:cs="Times New Roman"/>
-          <w:b/>
-          <w:sz w:val="24"/>
-        </w:rPr>
-        <w:t xml:space="preserve"> = “</w:t>
-      </w:r>
-      <w:r>
-        <w:rPr>
-          <w:rFonts w:ascii="Times New Roman" w:hAnsi="Times New Roman" w:cs="Times New Roman"/>
-          <w:b/>
-          <w:sz w:val="24"/>
-          <w:lang w:val="en-US"/>
-        </w:rPr>
-        <w:t>nobr</w:t>
-      </w:r>
-      <w:r>
-        <w:rPr>
-          <w:rFonts w:ascii="Times New Roman" w:hAnsi="Times New Roman" w:cs="Times New Roman"/>
-          <w:b/>
-          <w:sz w:val="24"/>
-        </w:rPr>
-        <w:t>”&gt;</w:t>
-      </w:r>
-      <w:r>
-        <w:rPr>
-          <w:rFonts w:ascii="Times New Roman" w:hAnsi="Times New Roman" w:cs="Times New Roman"/>
-          <w:b/>
-          <w:sz w:val="24"/>
-        </w:rPr>
-        <w:t>Петергоф в огне войны:</w:t>
-      </w:r>
-      <w:r>
-        <w:rPr>
-          <w:rFonts w:ascii="Times New Roman" w:hAnsi="Times New Roman" w:cs="Times New Roman"/>
-          <w:b/>
-          <w:sz w:val="24"/>
-        </w:rPr>
-        <w:t>&lt;/</w:t>
-      </w:r>
-      <w:r>
-        <w:rPr>
-          <w:rFonts w:ascii="Times New Roman" w:hAnsi="Times New Roman" w:cs="Times New Roman"/>
-          <w:b/>
-          <w:sz w:val="24"/>
-          <w:lang w:val="en-US"/>
-        </w:rPr>
-        <w:t>span</w:t>
-      </w:r>
-      <w:r>
-        <w:rPr>
-          <w:rFonts w:ascii="Times New Roman" w:hAnsi="Times New Roman" w:cs="Times New Roman"/>
-          <w:b/>
-          <w:sz w:val="24"/>
-        </w:rPr>
-        <w:t>&gt;</w:t>
-      </w:r>
-      <w:r>
-        <w:rPr>
-          <w:rFonts w:ascii="Times New Roman" w:hAnsi="Times New Roman" w:cs="Times New Roman"/>
-          <w:b/>
-          <w:sz w:val="24"/>
-        </w:rPr>
-        <w:t xml:space="preserve"> Хроника преднамер</w:t>
-      </w:r>
-      <w:r>
-        <w:rPr>
-          <w:rFonts w:ascii="Times New Roman" w:hAnsi="Times New Roman" w:cs="Times New Roman"/>
-          <w:b/>
-          <w:sz w:val="24"/>
-        </w:rPr>
-        <w:t xml:space="preserve">енного уничтожения </w:t>
-      </w:r>
-      <w:r>
-        <w:rPr>
-          <w:rFonts w:ascii="Times New Roman" w:hAnsi="Times New Roman" w:cs="Times New Roman"/>
-          <w:b/>
-          <w:sz w:val="24"/>
-        </w:rPr>
-        <w:t>&lt;</w:t>
-      </w:r>
-      <w:r>
-        <w:rPr>
-          <w:rFonts w:ascii="Times New Roman" w:hAnsi="Times New Roman" w:cs="Times New Roman"/>
-          <w:b/>
-          <w:sz w:val="24"/>
-          <w:lang w:val="en-US"/>
-        </w:rPr>
-        <w:t>span</w:t>
-      </w:r>
-      <w:r>
-        <w:rPr>
-          <w:rFonts w:ascii="Times New Roman" w:hAnsi="Times New Roman" w:cs="Times New Roman"/>
-          <w:b/>
-          <w:sz w:val="24"/>
-        </w:rPr>
-        <w:t xml:space="preserve"> </w:t>
-      </w:r>
-      <w:r>
-        <w:rPr>
-          <w:rFonts w:ascii="Times New Roman" w:hAnsi="Times New Roman" w:cs="Times New Roman"/>
-          <w:b/>
-          <w:sz w:val="24"/>
-          <w:lang w:val="en-US"/>
-        </w:rPr>
-        <w:t>class</w:t>
-      </w:r>
-      <w:r>
-        <w:rPr>
-          <w:rFonts w:ascii="Times New Roman" w:hAnsi="Times New Roman" w:cs="Times New Roman"/>
-          <w:b/>
-          <w:sz w:val="24"/>
-        </w:rPr>
-        <w:t xml:space="preserve"> = “</w:t>
-      </w:r>
-      <w:r>
-        <w:rPr>
-          <w:rFonts w:ascii="Times New Roman" w:hAnsi="Times New Roman" w:cs="Times New Roman"/>
-          <w:b/>
-          <w:sz w:val="24"/>
-          <w:lang w:val="en-US"/>
-        </w:rPr>
-        <w:t>nobr</w:t>
-      </w:r>
-      <w:r>
-        <w:rPr>
-          <w:rFonts w:ascii="Times New Roman" w:hAnsi="Times New Roman" w:cs="Times New Roman"/>
-          <w:b/>
-          <w:sz w:val="24"/>
-        </w:rPr>
-        <w:t>”&gt;</w:t>
-      </w:r>
-      <w:r>
-        <w:rPr>
-          <w:rFonts w:ascii="Times New Roman" w:hAnsi="Times New Roman" w:cs="Times New Roman"/>
-          <w:b/>
-          <w:sz w:val="24"/>
-        </w:rPr>
-        <w:t xml:space="preserve"> </w:t>
-      </w:r>
-      <w:r>
-        <w:rPr>
-          <w:rFonts w:ascii="Times New Roman" w:hAnsi="Times New Roman" w:cs="Times New Roman"/>
-          <w:b/>
-          <w:sz w:val="24"/>
-        </w:rPr>
-        <w:t>(1941–1944)</w:t>
-      </w:r>
-      <w:r>
-        <w:rPr>
-          <w:rFonts w:ascii="Times New Roman" w:hAnsi="Times New Roman" w:cs="Times New Roman"/>
-          <w:b/>
-          <w:sz w:val="24"/>
-        </w:rPr>
-        <w:t xml:space="preserve"> </w:t>
-      </w:r>
-      <w:r>
-        <w:rPr>
-          <w:rFonts w:ascii="Times New Roman" w:hAnsi="Times New Roman" w:cs="Times New Roman"/>
-          <w:b/>
-          <w:sz w:val="24"/>
-        </w:rPr>
-        <w:t>:</w:t>
-      </w:r>
-      <w:r>
-        <w:rPr>
-          <w:rFonts w:ascii="Times New Roman" w:hAnsi="Times New Roman" w:cs="Times New Roman"/>
-          <w:b/>
-          <w:sz w:val="24"/>
-        </w:rPr>
-        <w:t>&lt;/</w:t>
-      </w:r>
-      <w:r>
-        <w:rPr>
-          <w:rFonts w:ascii="Times New Roman" w:hAnsi="Times New Roman" w:cs="Times New Roman"/>
-          <w:b/>
-          <w:sz w:val="24"/>
-          <w:lang w:val="en-US"/>
-        </w:rPr>
-        <w:t>span</w:t>
-      </w:r>
-      <w:r>
-        <w:rPr>
-          <w:rFonts w:ascii="Times New Roman" w:hAnsi="Times New Roman" w:cs="Times New Roman"/>
-          <w:b/>
-          <w:sz w:val="24"/>
-        </w:rPr>
-        <w:t>&gt;</w:t>
+        </w:rPr>
+        <w:t>енного уничтожения (1941–1944)</w:t>
       </w:r>
     </w:p>
     <w:p>
@@ -252,28 +44,6 @@
           <w:rFonts w:ascii="Times New Roman" w:hAnsi="Times New Roman" w:cs="Times New Roman"/>
           <w:sz w:val="24"/>
         </w:rPr>
-        <w:t>&lt;</w:t>
-      </w:r>
-      <w:r>
-        <w:rPr>
-          <w:rFonts w:ascii="Times New Roman" w:hAnsi="Times New Roman" w:cs="Times New Roman"/>
-          <w:sz w:val="24"/>
-          <w:lang w:val="en-US"/>
-        </w:rPr>
-        <w:t>p</w:t>
-      </w:r>
-      <w:r>
-        <w:rPr>
-          <w:rFonts w:ascii="Times New Roman" w:hAnsi="Times New Roman" w:cs="Times New Roman"/>
-          <w:sz w:val="24"/>
-        </w:rPr>
-        <w:t>&gt;</w:t>
-      </w:r>
-      <w:r>
-        <w:rPr>
-          <w:rFonts w:ascii="Times New Roman" w:hAnsi="Times New Roman" w:cs="Times New Roman"/>
-          <w:sz w:val="24"/>
-        </w:rPr>
         <w:t xml:space="preserve">Блистательная </w:t>
       </w:r>
       <w:r>
@@ -506,28 +276,6 @@
           <w:sz w:val="24"/>
         </w:rPr>
         <w:t>акрыли брезентом.</w:t>
-      </w:r>
-      <w:r>
-        <w:rPr>
-          <w:rFonts w:ascii="Times New Roman" w:hAnsi="Times New Roman" w:cs="Times New Roman"/>
-          <w:sz w:val="24"/>
-        </w:rPr>
-        <w:t>&lt;/</w:t>
-      </w:r>
-      <w:r>
-        <w:rPr>
-          <w:rFonts w:ascii="Times New Roman" w:hAnsi="Times New Roman" w:cs="Times New Roman"/>
-          <w:sz w:val="24"/>
-          <w:lang w:val="en-US"/>
-        </w:rPr>
-        <w:t>p</w:t>
-      </w:r>
-      <w:r>
-        <w:rPr>
-          <w:rFonts w:ascii="Times New Roman" w:hAnsi="Times New Roman" w:cs="Times New Roman"/>
-          <w:sz w:val="24"/>
-        </w:rPr>
-        <w:t>&gt;</w:t>
       </w:r>
     </w:p>
     <w:p>
@@ -545,28 +293,6 @@
           <w:rFonts w:ascii="Times New Roman" w:hAnsi="Times New Roman" w:cs="Times New Roman"/>
           <w:sz w:val="24"/>
         </w:rPr>
-        <w:t>&lt;</w:t>
-      </w:r>
-      <w:r>
-        <w:rPr>
-          <w:rFonts w:ascii="Times New Roman" w:hAnsi="Times New Roman" w:cs="Times New Roman"/>
-          <w:sz w:val="24"/>
-          <w:lang w:val="en-US"/>
-        </w:rPr>
-        <w:t>p</w:t>
-      </w:r>
-      <w:r>
-        <w:rPr>
-          <w:rFonts w:ascii="Times New Roman" w:hAnsi="Times New Roman" w:cs="Times New Roman"/>
-          <w:sz w:val="24"/>
-        </w:rPr>
-        <w:t>&gt;</w:t>
-      </w:r>
-      <w:r>
-        <w:rPr>
-          <w:rFonts w:ascii="Times New Roman" w:hAnsi="Times New Roman" w:cs="Times New Roman"/>
-          <w:sz w:val="24"/>
-        </w:rPr>
         <w:t>23 сентября 1941 года</w:t>
       </w:r>
       <w:r>
@@ -616,8 +342,17 @@
           <w:rFonts w:ascii="Times New Roman" w:hAnsi="Times New Roman" w:cs="Times New Roman"/>
           <w:sz w:val="24"/>
         </w:rPr>
-        <w:t>В Монплезире</w:t>
-      </w:r>
+        <w:t xml:space="preserve">В </w:t>
+      </w:r>
+      <w:proofErr w:type="spellStart"/>
+      <w:r>
+        <w:rPr>
+          <w:rFonts w:ascii="Times New Roman" w:hAnsi="Times New Roman" w:cs="Times New Roman"/>
+          <w:sz w:val="24"/>
+        </w:rPr>
+        <w:t>Монплезире</w:t>
+      </w:r>
+      <w:proofErr w:type="spellEnd"/>
       <w:r>
         <w:rPr>
           <w:rFonts w:ascii="Times New Roman" w:hAnsi="Times New Roman" w:cs="Times New Roman"/>
@@ -637,36 +372,14 @@
           <w:rFonts w:ascii="Times New Roman" w:hAnsi="Times New Roman" w:cs="Times New Roman"/>
           <w:sz w:val="24"/>
         </w:rPr>
-        <w:t xml:space="preserve"> взорвали миной замедленного действия уже после ухода немцев. Систематически уничтожалась инфраструктура: свинцовые трубы Большого каскада (25 км!) вырвали и вывезли на переплавку для пуль, мраморные бассейны разбили кирками, скульптуры каскадов сбросили с постаментов. Парки превратили в полигон смерти: 70% вековых деревьев (включая 300-летние дубы) пошли на дрова и укрепления, территория была заминирована, изрыта окоп</w:t>
-      </w:r>
-      <w:r>
-        <w:rPr>
-          <w:rFonts w:ascii="Times New Roman" w:hAnsi="Times New Roman" w:cs="Times New Roman"/>
-          <w:sz w:val="24"/>
-        </w:rPr>
-        <w:t>ами и противотанковыми рвами.</w:t>
-      </w:r>
-      <w:r>
-        <w:rPr>
-          <w:rFonts w:ascii="Times New Roman" w:hAnsi="Times New Roman" w:cs="Times New Roman"/>
-          <w:sz w:val="24"/>
-        </w:rPr>
-        <w:t>&lt;/</w:t>
-      </w:r>
-      <w:r>
-        <w:rPr>
-          <w:rFonts w:ascii="Times New Roman" w:hAnsi="Times New Roman" w:cs="Times New Roman"/>
-          <w:sz w:val="24"/>
-          <w:lang w:val="en-US"/>
-        </w:rPr>
-        <w:t>p</w:t>
-      </w:r>
-      <w:r>
-        <w:rPr>
-          <w:rFonts w:ascii="Times New Roman" w:hAnsi="Times New Roman" w:cs="Times New Roman"/>
-          <w:sz w:val="24"/>
-        </w:rPr>
-        <w:t>&gt;</w:t>
+        <w:t xml:space="preserve"> взорвали миной замедленного действия уже после ухода немцев. Систематически уничтожалась инфраструктура: свинцовые трубы Большого каскада (25 км!) вырвали и вывезли на переплавку для пуль, мраморные бассейны разбили кирками, скульптуры каскадов сбросили с постаментов. Парки превратили в полигон смерти: 70% вековых деревьев (включая 300-летние дубы) пошли на дрова и укрепления, территория была заминирована 37 000 снарядов, изрыта окоп</w:t>
+      </w:r>
+      <w:r>
+        <w:rPr>
+          <w:rFonts w:ascii="Times New Roman" w:hAnsi="Times New Roman" w:cs="Times New Roman"/>
+          <w:sz w:val="24"/>
+        </w:rPr>
+        <w:t xml:space="preserve">ами и противотанковыми рвами.  </w:t>
       </w:r>
     </w:p>
     <w:p>
@@ -684,28 +397,6 @@
           <w:rFonts w:ascii="Times New Roman" w:hAnsi="Times New Roman" w:cs="Times New Roman"/>
           <w:sz w:val="24"/>
         </w:rPr>
-        <w:t>&lt;</w:t>
-      </w:r>
-      <w:r>
-        <w:rPr>
-          <w:rFonts w:ascii="Times New Roman" w:hAnsi="Times New Roman" w:cs="Times New Roman"/>
-          <w:sz w:val="24"/>
-          <w:lang w:val="en-US"/>
-        </w:rPr>
-        <w:t>p</w:t>
-      </w:r>
-      <w:r>
-        <w:rPr>
-          <w:rFonts w:ascii="Times New Roman" w:hAnsi="Times New Roman" w:cs="Times New Roman"/>
-          <w:sz w:val="24"/>
-        </w:rPr>
-        <w:t>&gt;</w:t>
-      </w:r>
-      <w:r>
-        <w:rPr>
-          <w:rFonts w:ascii="Times New Roman" w:hAnsi="Times New Roman" w:cs="Times New Roman"/>
-          <w:sz w:val="24"/>
-        </w:rPr>
         <w:t xml:space="preserve">Спецгруппа СС </w:t>
       </w:r>
       <w:r>
@@ -715,6 +406,7 @@
         </w:rPr>
         <w:t>«</w:t>
       </w:r>
+      <w:proofErr w:type="spellStart"/>
       <w:r>
         <w:rPr>
           <w:rFonts w:ascii="Times New Roman" w:hAnsi="Times New Roman" w:cs="Times New Roman"/>
@@ -722,6 +414,7 @@
         </w:rPr>
         <w:t>Ингерманландия</w:t>
       </w:r>
+      <w:proofErr w:type="spellEnd"/>
       <w:r>
         <w:rPr>
           <w:rFonts w:ascii="Times New Roman" w:hAnsi="Times New Roman" w:cs="Times New Roman"/>
@@ -764,12 +457,21 @@
         </w:rPr>
         <w:t xml:space="preserve"> (резные паркетные плашки, дверные ручки, фарфоровые статуэтки), офицеры вывозили ящиками картины и бронзу. Янтарные панели из Екатерининского корпуса </w:t>
       </w:r>
-      <w:r>
-        <w:rPr>
-          <w:rFonts w:ascii="Times New Roman" w:hAnsi="Times New Roman" w:cs="Times New Roman"/>
-          <w:sz w:val="24"/>
-        </w:rPr>
-        <w:t>Монплезира исчезли бесследно</w:t>
+      <w:proofErr w:type="spellStart"/>
+      <w:r>
+        <w:rPr>
+          <w:rFonts w:ascii="Times New Roman" w:hAnsi="Times New Roman" w:cs="Times New Roman"/>
+          <w:sz w:val="24"/>
+        </w:rPr>
+        <w:t>Монплезира</w:t>
+      </w:r>
+      <w:proofErr w:type="spellEnd"/>
+      <w:r>
+        <w:rPr>
+          <w:rFonts w:ascii="Times New Roman" w:hAnsi="Times New Roman" w:cs="Times New Roman"/>
+          <w:sz w:val="24"/>
+        </w:rPr>
+        <w:t xml:space="preserve"> исчезли бесследно</w:t>
       </w:r>
       <w:r>
         <w:rPr>
@@ -832,15 +534,7 @@
           <w:rFonts w:ascii="Times New Roman" w:hAnsi="Times New Roman" w:cs="Times New Roman"/>
           <w:sz w:val="24"/>
         </w:rPr>
-        <w:t xml:space="preserve">символов </w:t>
-      </w:r>
-      <w:r>
-        <w:rPr>
-          <w:rFonts w:ascii="Times New Roman" w:hAnsi="Times New Roman" w:cs="Times New Roman"/>
-          <w:sz w:val="24"/>
-        </w:rPr>
-        <w:lastRenderedPageBreak/>
-        <w:t>русской славы</w:t>
+        <w:t>символов русской славы</w:t>
       </w:r>
       <w:r>
         <w:rPr>
@@ -854,36 +548,7 @@
           <w:rFonts w:ascii="Times New Roman" w:hAnsi="Times New Roman" w:cs="Times New Roman"/>
           <w:sz w:val="24"/>
         </w:rPr>
-        <w:t>. Из 16 000 утраченных музейных предметов после войны нашли лишь 250.</w:t>
-      </w:r>
-      <w:r>
-        <w:rPr>
-          <w:rFonts w:ascii="Times New Roman" w:hAnsi="Times New Roman" w:cs="Times New Roman"/>
-          <w:sz w:val="24"/>
-        </w:rPr>
-        <w:t>&lt;/</w:t>
-      </w:r>
-      <w:r>
-        <w:rPr>
-          <w:rFonts w:ascii="Times New Roman" w:hAnsi="Times New Roman" w:cs="Times New Roman"/>
-          <w:sz w:val="24"/>
-          <w:lang w:val="en-US"/>
-        </w:rPr>
-        <w:t>p</w:t>
-      </w:r>
-      <w:r>
-        <w:rPr>
-          <w:rFonts w:ascii="Times New Roman" w:hAnsi="Times New Roman" w:cs="Times New Roman"/>
-          <w:sz w:val="24"/>
-        </w:rPr>
-        <w:t>&gt;</w:t>
-      </w:r>
-      <w:r>
-        <w:rPr>
-          <w:rFonts w:ascii="Times New Roman" w:hAnsi="Times New Roman" w:cs="Times New Roman"/>
-          <w:sz w:val="24"/>
-        </w:rPr>
-        <w:t xml:space="preserve"> </w:t>
+        <w:t xml:space="preserve">. Из 16 000 утраченных музейных предметов после войны нашли лишь 250. </w:t>
       </w:r>
     </w:p>
     <w:p>
@@ -901,28 +566,7 @@
           <w:rFonts w:ascii="Times New Roman" w:hAnsi="Times New Roman" w:cs="Times New Roman"/>
           <w:sz w:val="24"/>
         </w:rPr>
-        <w:t>&lt;</w:t>
-      </w:r>
-      <w:r>
-        <w:rPr>
-          <w:rFonts w:ascii="Times New Roman" w:hAnsi="Times New Roman" w:cs="Times New Roman"/>
-          <w:sz w:val="24"/>
-          <w:lang w:val="en-US"/>
-        </w:rPr>
-        <w:t>p</w:t>
-      </w:r>
-      <w:r>
-        <w:rPr>
-          <w:rFonts w:ascii="Times New Roman" w:hAnsi="Times New Roman" w:cs="Times New Roman"/>
-          <w:sz w:val="24"/>
-        </w:rPr>
-        <w:t>&gt;</w:t>
-      </w:r>
-      <w:r>
-        <w:rPr>
-          <w:rFonts w:ascii="Times New Roman" w:hAnsi="Times New Roman" w:cs="Times New Roman"/>
-          <w:sz w:val="24"/>
-        </w:rPr>
+        <w:lastRenderedPageBreak/>
         <w:t>19 января 1944 года</w:t>
       </w:r>
       <w:r>
@@ -937,7 +581,23 @@
           <w:rFonts w:ascii="Times New Roman" w:hAnsi="Times New Roman" w:cs="Times New Roman"/>
           <w:sz w:val="24"/>
         </w:rPr>
-        <w:t xml:space="preserve"> Лукницкий записал в дневнике: </w:t>
+        <w:t xml:space="preserve"> </w:t>
+      </w:r>
+      <w:proofErr w:type="spellStart"/>
+      <w:r>
+        <w:rPr>
+          <w:rFonts w:ascii="Times New Roman" w:hAnsi="Times New Roman" w:cs="Times New Roman"/>
+          <w:sz w:val="24"/>
+        </w:rPr>
+        <w:t>Лукницкий</w:t>
+      </w:r>
+      <w:proofErr w:type="spellEnd"/>
+      <w:r>
+        <w:rPr>
+          <w:rFonts w:ascii="Times New Roman" w:hAnsi="Times New Roman" w:cs="Times New Roman"/>
+          <w:sz w:val="24"/>
+        </w:rPr>
+        <w:t xml:space="preserve"> записал в дневнике: </w:t>
       </w:r>
       <w:r>
         <w:rPr>
@@ -951,7 +611,23 @@
           <w:rFonts w:ascii="Times New Roman" w:hAnsi="Times New Roman" w:cs="Times New Roman"/>
           <w:sz w:val="24"/>
         </w:rPr>
-        <w:t>Большой дворец – почерневшие остовы стен, Монплезир догорает. Везде пепел и обугленные книги. Немцы превр</w:t>
+        <w:t xml:space="preserve">Большой дворец – почерневшие остовы стен, </w:t>
+      </w:r>
+      <w:proofErr w:type="spellStart"/>
+      <w:r>
+        <w:rPr>
+          <w:rFonts w:ascii="Times New Roman" w:hAnsi="Times New Roman" w:cs="Times New Roman"/>
+          <w:sz w:val="24"/>
+        </w:rPr>
+        <w:t>Монплезир</w:t>
+      </w:r>
+      <w:proofErr w:type="spellEnd"/>
+      <w:r>
+        <w:rPr>
+          <w:rFonts w:ascii="Times New Roman" w:hAnsi="Times New Roman" w:cs="Times New Roman"/>
+          <w:sz w:val="24"/>
+        </w:rPr>
+        <w:t xml:space="preserve"> догорает. Везде пепел и обугленные книги. Немцы превр</w:t>
       </w:r>
       <w:r>
         <w:rPr>
@@ -980,28 +656,6 @@
           <w:sz w:val="24"/>
         </w:rPr>
         <w:t xml:space="preserve"> 368 картин Портретного зала.  </w:t>
-      </w:r>
-      <w:r>
-        <w:rPr>
-          <w:rFonts w:ascii="Times New Roman" w:hAnsi="Times New Roman" w:cs="Times New Roman"/>
-          <w:sz w:val="24"/>
-        </w:rPr>
-        <w:t>&lt;/</w:t>
-      </w:r>
-      <w:r>
-        <w:rPr>
-          <w:rFonts w:ascii="Times New Roman" w:hAnsi="Times New Roman" w:cs="Times New Roman"/>
-          <w:sz w:val="24"/>
-          <w:lang w:val="en-US"/>
-        </w:rPr>
-        <w:t>p</w:t>
-      </w:r>
-      <w:r>
-        <w:rPr>
-          <w:rFonts w:ascii="Times New Roman" w:hAnsi="Times New Roman" w:cs="Times New Roman"/>
-          <w:sz w:val="24"/>
-        </w:rPr>
-        <w:t>&gt;</w:t>
       </w:r>
     </w:p>
     <w:p>
@@ -1019,28 +673,6 @@
           <w:rFonts w:ascii="Times New Roman" w:hAnsi="Times New Roman" w:cs="Times New Roman"/>
           <w:sz w:val="24"/>
         </w:rPr>
-        <w:t>&lt;</w:t>
-      </w:r>
-      <w:r>
-        <w:rPr>
-          <w:rFonts w:ascii="Times New Roman" w:hAnsi="Times New Roman" w:cs="Times New Roman"/>
-          <w:sz w:val="24"/>
-          <w:lang w:val="en-US"/>
-        </w:rPr>
-        <w:t>p</w:t>
-      </w:r>
-      <w:r>
-        <w:rPr>
-          <w:rFonts w:ascii="Times New Roman" w:hAnsi="Times New Roman" w:cs="Times New Roman"/>
-          <w:sz w:val="24"/>
-        </w:rPr>
-        <w:t>&gt;</w:t>
-      </w:r>
-      <w:r>
-        <w:rPr>
-          <w:rFonts w:ascii="Times New Roman" w:hAnsi="Times New Roman" w:cs="Times New Roman"/>
-          <w:sz w:val="24"/>
-        </w:rPr>
         <w:t xml:space="preserve">Разрушение Петергофа – не </w:t>
       </w:r>
       <w:r>
@@ -1083,7 +715,23 @@
           <w:rFonts w:ascii="Times New Roman" w:hAnsi="Times New Roman" w:cs="Times New Roman"/>
           <w:sz w:val="24"/>
         </w:rPr>
-        <w:t>. Но эти руины стали прологом к величайшему подвигу возрождения – символу торжества созидания над варварством. Даже в своем падении Петергоф остался памятником стойкости – обугленная дубовая дверь Монплезира, сохранившаяся под об</w:t>
+        <w:t xml:space="preserve">. Но эти руины стали прологом к величайшему подвигу возрождения – символу торжества созидания над варварством. Даже в своем падении Петергоф остался памятником стойкости – обугленная дубовая дверь </w:t>
+      </w:r>
+      <w:proofErr w:type="spellStart"/>
+      <w:r>
+        <w:rPr>
+          <w:rFonts w:ascii="Times New Roman" w:hAnsi="Times New Roman" w:cs="Times New Roman"/>
+          <w:sz w:val="24"/>
+        </w:rPr>
+        <w:t>Монплезира</w:t>
+      </w:r>
+      <w:proofErr w:type="spellEnd"/>
+      <w:r>
+        <w:rPr>
+          <w:rFonts w:ascii="Times New Roman" w:hAnsi="Times New Roman" w:cs="Times New Roman"/>
+          <w:sz w:val="24"/>
+        </w:rPr>
+        <w:t>, сохранившаяся под об</w:t>
       </w:r>
       <w:r>
         <w:rPr>
@@ -1099,35 +747,8 @@
         </w:rPr>
         <w:t>), и сегодня свидетельствует: красоту, рожденную гением, убить невозможно.</w:t>
       </w:r>
-      <w:r>
-        <w:rPr>
-          <w:rFonts w:ascii="Times New Roman" w:hAnsi="Times New Roman" w:cs="Times New Roman"/>
-          <w:sz w:val="24"/>
-        </w:rPr>
-        <w:t>&lt;</w:t>
-      </w:r>
-      <w:r>
-        <w:rPr>
-          <w:rFonts w:ascii="Times New Roman" w:hAnsi="Times New Roman" w:cs="Times New Roman"/>
-          <w:sz w:val="24"/>
-        </w:rPr>
-        <w:t>/</w:t>
-      </w:r>
-      <w:r>
-        <w:rPr>
-          <w:rFonts w:ascii="Times New Roman" w:hAnsi="Times New Roman" w:cs="Times New Roman"/>
-          <w:sz w:val="24"/>
-          <w:lang w:val="en-US"/>
-        </w:rPr>
-        <w:t>p</w:t>
-      </w:r>
-      <w:r>
-        <w:rPr>
-          <w:rFonts w:ascii="Times New Roman" w:hAnsi="Times New Roman" w:cs="Times New Roman"/>
-          <w:sz w:val="24"/>
-        </w:rPr>
-        <w:t>&gt;</w:t>
-      </w:r>
+      <w:bookmarkStart w:id="0" w:name="_GoBack"/>
+      <w:bookmarkEnd w:id="0"/>
     </w:p>
     <w:sectPr>
       <w:pgSz w:w="11906" w:h="16838"/>
@@ -1140,7 +761,7 @@
 </file>
 
 <file path=word/styles.xml><?xml version="1.0" encoding="utf-8"?>
-<w:styles xmlns:mc="http://schemas.openxmlformats.org/markup-compatibility/2006" xmlns:r="http://schemas.openxmlformats.org/officeDocument/2006/relationships" xmlns:w="http://schemas.openxmlformats.org/wordprocessingml/2006/main" xmlns:w14="http://schemas.microsoft.com/office/word/2010/wordml" xmlns:w15="http://schemas.microsoft.com/office/word/2012/wordml" xmlns:w16cex="http://schemas.microsoft.com/office/word/2018/wordml/cex" xmlns:w16cid="http://schemas.microsoft.com/office/word/2016/wordml/cid" xmlns:w16="http://schemas.microsoft.com/office/word/2018/wordml" xmlns:w16du="http://schemas.microsoft.com/office/word/2023/wordml/word16du" xmlns:w16sdtdh="http://schemas.microsoft.com/office/word/2020/wordml/sdtdatahash" xmlns:w16sdtfl="http://schemas.microsoft.com/office/word/2024/wordml/sdtformatlock" xmlns:w16se="http://schemas.microsoft.com/office/word/2015/wordml/symex" mc:Ignorable="w14 w15 w16se w16cid w16 w16cex w16sdtdh w16sdtfl w16du">
+<w:styles xmlns:mc="http://schemas.openxmlformats.org/markup-compatibility/2006" xmlns:r="http://schemas.openxmlformats.org/officeDocument/2006/relationships" xmlns:w="http://schemas.openxmlformats.org/wordprocessingml/2006/main" xmlns:w14="http://schemas.microsoft.com/office/word/2010/wordml" xmlns:w15="http://schemas.microsoft.com/office/word/2012/wordml" xmlns:w16se="http://schemas.microsoft.com/office/word/2015/wordml/symex" mc:Ignorable="w14 w15 w16se">
   <w:docDefaults>
     <w:rPrDefault>
       <w:rPr>
@@ -1156,7 +777,7 @@
       </w:pPr>
     </w:pPrDefault>
   </w:docDefaults>
-  <w:latentStyles w:defLockedState="0" w:defUIPriority="99" w:defSemiHidden="0" w:defUnhideWhenUsed="0" w:defQFormat="0" w:count="376">
+  <w:latentStyles w:defLockedState="0" w:defUIPriority="99" w:defSemiHidden="0" w:defUnhideWhenUsed="0" w:defQFormat="0" w:count="371">
     <w:lsdException w:name="Normal" w:uiPriority="0" w:qFormat="1"/>
     <w:lsdException w:name="heading 1" w:uiPriority="9" w:qFormat="1"/>
     <w:lsdException w:name="heading 2" w:semiHidden="1" w:uiPriority="9" w:unhideWhenUsed="1" w:qFormat="1"/>
@@ -1528,11 +1149,6 @@
     <w:lsdException w:name="List Table 5 Dark Accent 6" w:uiPriority="50"/>
     <w:lsdException w:name="List Table 6 Colorful Accent 6" w:uiPriority="51"/>
     <w:lsdException w:name="List Table 7 Colorful Accent 6" w:uiPriority="52"/>
-    <w:lsdException w:name="Mention" w:semiHidden="1" w:unhideWhenUsed="1"/>
-    <w:lsdException w:name="Smart Hyperlink" w:semiHidden="1" w:unhideWhenUsed="1"/>
-    <w:lsdException w:name="Hashtag" w:semiHidden="1" w:unhideWhenUsed="1"/>
-    <w:lsdException w:name="Unresolved Mention" w:semiHidden="1" w:unhideWhenUsed="1"/>
-    <w:lsdException w:name="Smart Link" w:semiHidden="1" w:unhideWhenUsed="1"/>
   </w:latentStyles>
   <w:style w:type="paragraph" w:default="1" w:styleId="a">
     <w:name w:val="Normal"/>
